--- a/Imágenes EDA.docx
+++ b/Imágenes EDA.docx
@@ -9,6 +9,9 @@
     </w:p>
     <w:p>
       <w:r>
+        <w:rPr>
+          <w:noProof/>
+        </w:rPr>
         <w:drawing>
           <wp:inline distT="0" distB="0" distL="0" distR="0" wp14:anchorId="63565D98" wp14:editId="039A3C59">
             <wp:extent cx="5943600" cy="1631950"/>
@@ -48,6 +51,9 @@
     </w:p>
     <w:p>
       <w:r>
+        <w:rPr>
+          <w:noProof/>
+        </w:rPr>
         <w:drawing>
           <wp:inline distT="0" distB="0" distL="0" distR="0" wp14:anchorId="506EFA2C" wp14:editId="6CCC6C8F">
             <wp:extent cx="5943600" cy="1449705"/>
@@ -87,6 +93,9 @@
     </w:p>
     <w:p>
       <w:r>
+        <w:rPr>
+          <w:noProof/>
+        </w:rPr>
         <w:drawing>
           <wp:inline distT="0" distB="0" distL="0" distR="0" wp14:anchorId="242C46C9" wp14:editId="1A9A53E6">
             <wp:extent cx="5943600" cy="1449705"/>
@@ -126,6 +135,9 @@
     </w:p>
     <w:p>
       <w:r>
+        <w:rPr>
+          <w:noProof/>
+        </w:rPr>
         <w:drawing>
           <wp:inline distT="0" distB="0" distL="0" distR="0" wp14:anchorId="0096268A" wp14:editId="34AB57D0">
             <wp:extent cx="5943600" cy="1649095"/>
@@ -176,6 +188,9 @@
     </w:p>
     <w:p>
       <w:r>
+        <w:rPr>
+          <w:noProof/>
+        </w:rPr>
         <w:drawing>
           <wp:inline distT="0" distB="0" distL="0" distR="0" wp14:anchorId="05028E44" wp14:editId="777BD420">
             <wp:extent cx="5943600" cy="1658620"/>
@@ -215,6 +230,9 @@
     </w:p>
     <w:p>
       <w:r>
+        <w:rPr>
+          <w:noProof/>
+        </w:rPr>
         <w:drawing>
           <wp:inline distT="0" distB="0" distL="0" distR="0" wp14:anchorId="238BA48C" wp14:editId="142B6EAC">
             <wp:extent cx="5943600" cy="1449705"/>
@@ -254,6 +272,9 @@
     </w:p>
     <w:p>
       <w:r>
+        <w:rPr>
+          <w:noProof/>
+        </w:rPr>
         <w:drawing>
           <wp:inline distT="0" distB="0" distL="0" distR="0" wp14:anchorId="7ED3D3E3" wp14:editId="6A08BECC">
             <wp:extent cx="5943600" cy="1449705"/>
@@ -293,6 +314,9 @@
     </w:p>
     <w:p>
       <w:r>
+        <w:rPr>
+          <w:noProof/>
+        </w:rPr>
         <w:drawing>
           <wp:inline distT="0" distB="0" distL="0" distR="0" wp14:anchorId="735C7191" wp14:editId="7B270327">
             <wp:extent cx="5943600" cy="1649095"/>
@@ -343,6 +367,9 @@
     </w:p>
     <w:p>
       <w:r>
+        <w:rPr>
+          <w:noProof/>
+        </w:rPr>
         <w:drawing>
           <wp:inline distT="0" distB="0" distL="0" distR="0" wp14:anchorId="6B5966A2" wp14:editId="4EF95BDF">
             <wp:extent cx="5943600" cy="1620520"/>
@@ -382,6 +409,9 @@
     </w:p>
     <w:p>
       <w:r>
+        <w:rPr>
+          <w:noProof/>
+        </w:rPr>
         <w:drawing>
           <wp:inline distT="0" distB="0" distL="0" distR="0" wp14:anchorId="2632BC6C" wp14:editId="7531795A">
             <wp:extent cx="5943600" cy="1449705"/>
@@ -421,6 +451,9 @@
     </w:p>
     <w:p>
       <w:r>
+        <w:rPr>
+          <w:noProof/>
+        </w:rPr>
         <w:drawing>
           <wp:inline distT="0" distB="0" distL="0" distR="0" wp14:anchorId="50B49923" wp14:editId="4EDCC79D">
             <wp:extent cx="5943600" cy="1449705"/>
@@ -460,6 +493,9 @@
     </w:p>
     <w:p>
       <w:r>
+        <w:rPr>
+          <w:noProof/>
+        </w:rPr>
         <w:drawing>
           <wp:inline distT="0" distB="0" distL="0" distR="0" wp14:anchorId="6E6E0711" wp14:editId="15CFF5D6">
             <wp:extent cx="5943600" cy="1640840"/>
@@ -510,6 +546,9 @@
     </w:p>
     <w:p>
       <w:r>
+        <w:rPr>
+          <w:noProof/>
+        </w:rPr>
         <w:drawing>
           <wp:inline distT="0" distB="0" distL="0" distR="0" wp14:anchorId="05ACF645" wp14:editId="3B6CDD15">
             <wp:extent cx="5943600" cy="1645285"/>
@@ -549,6 +588,9 @@
     </w:p>
     <w:p>
       <w:r>
+        <w:rPr>
+          <w:noProof/>
+        </w:rPr>
         <w:drawing>
           <wp:inline distT="0" distB="0" distL="0" distR="0" wp14:anchorId="03E85E30" wp14:editId="188EBB0F">
             <wp:extent cx="5943600" cy="1449705"/>
@@ -588,6 +630,9 @@
     </w:p>
     <w:p>
       <w:r>
+        <w:rPr>
+          <w:noProof/>
+        </w:rPr>
         <w:drawing>
           <wp:inline distT="0" distB="0" distL="0" distR="0" wp14:anchorId="68D42F59" wp14:editId="114509B0">
             <wp:extent cx="5943600" cy="1449705"/>
@@ -627,6 +672,9 @@
     </w:p>
     <w:p>
       <w:r>
+        <w:rPr>
+          <w:noProof/>
+        </w:rPr>
         <w:drawing>
           <wp:inline distT="0" distB="0" distL="0" distR="0" wp14:anchorId="07C122F0" wp14:editId="1B519B31">
             <wp:extent cx="5943600" cy="1640840"/>
@@ -668,15 +716,191 @@
       <w:r>
         <w:br w:type="page"/>
       </w:r>
-    </w:p>
-    <w:p>
+      <w:r>
+        <w:lastRenderedPageBreak/>
+        <w:br w:type="page"/>
+      </w:r>
+    </w:p>
+    <w:p>
+      <w:r>
+        <w:lastRenderedPageBreak/>
+        <w:t>Día Semana</w:t>
+      </w:r>
+    </w:p>
+    <w:p>
+      <w:r>
+        <w:drawing>
+          <wp:inline distT="0" distB="0" distL="0" distR="0" wp14:anchorId="59E43EBD" wp14:editId="4343C81E">
+            <wp:extent cx="5943600" cy="1666875"/>
+            <wp:effectExtent l="0" t="0" r="0" b="9525"/>
+            <wp:docPr id="378809198" name="Picture 1" descr="A graph of a staircase&#10;&#10;AI-generated content may be incorrect."/>
+            <wp:cNvGraphicFramePr>
+              <a:graphicFrameLocks xmlns:a="http://schemas.openxmlformats.org/drawingml/2006/main" noChangeAspect="1"/>
+            </wp:cNvGraphicFramePr>
+            <a:graphic xmlns:a="http://schemas.openxmlformats.org/drawingml/2006/main">
+              <a:graphicData uri="http://schemas.openxmlformats.org/drawingml/2006/picture">
+                <pic:pic xmlns:pic="http://schemas.openxmlformats.org/drawingml/2006/picture">
+                  <pic:nvPicPr>
+                    <pic:cNvPr id="378809198" name="Picture 1" descr="A graph of a staircase&#10;&#10;AI-generated content may be incorrect."/>
+                    <pic:cNvPicPr/>
+                  </pic:nvPicPr>
+                  <pic:blipFill>
+                    <a:blip r:embed="rId20"/>
+                    <a:stretch>
+                      <a:fillRect/>
+                    </a:stretch>
+                  </pic:blipFill>
+                  <pic:spPr>
+                    <a:xfrm>
+                      <a:off x="0" y="0"/>
+                      <a:ext cx="5943600" cy="1666875"/>
+                    </a:xfrm>
+                    <a:prstGeom prst="rect">
+                      <a:avLst/>
+                    </a:prstGeom>
+                  </pic:spPr>
+                </pic:pic>
+              </a:graphicData>
+            </a:graphic>
+          </wp:inline>
+        </w:drawing>
+      </w:r>
+    </w:p>
+    <w:p>
+      <w:r>
+        <w:drawing>
+          <wp:inline distT="0" distB="0" distL="0" distR="0" wp14:anchorId="69439D6F" wp14:editId="7F0D2BAB">
+            <wp:extent cx="5943600" cy="1449705"/>
+            <wp:effectExtent l="0" t="0" r="0" b="0"/>
+            <wp:docPr id="2057563074" name="Picture 1" descr="A chart with different colored rectangular shapes&#10;&#10;AI-generated content may be incorrect."/>
+            <wp:cNvGraphicFramePr>
+              <a:graphicFrameLocks xmlns:a="http://schemas.openxmlformats.org/drawingml/2006/main" noChangeAspect="1"/>
+            </wp:cNvGraphicFramePr>
+            <a:graphic xmlns:a="http://schemas.openxmlformats.org/drawingml/2006/main">
+              <a:graphicData uri="http://schemas.openxmlformats.org/drawingml/2006/picture">
+                <pic:pic xmlns:pic="http://schemas.openxmlformats.org/drawingml/2006/picture">
+                  <pic:nvPicPr>
+                    <pic:cNvPr id="2057563074" name="Picture 1" descr="A chart with different colored rectangular shapes&#10;&#10;AI-generated content may be incorrect."/>
+                    <pic:cNvPicPr/>
+                  </pic:nvPicPr>
+                  <pic:blipFill>
+                    <a:blip r:embed="rId21"/>
+                    <a:stretch>
+                      <a:fillRect/>
+                    </a:stretch>
+                  </pic:blipFill>
+                  <pic:spPr>
+                    <a:xfrm>
+                      <a:off x="0" y="0"/>
+                      <a:ext cx="5943600" cy="1449705"/>
+                    </a:xfrm>
+                    <a:prstGeom prst="rect">
+                      <a:avLst/>
+                    </a:prstGeom>
+                  </pic:spPr>
+                </pic:pic>
+              </a:graphicData>
+            </a:graphic>
+          </wp:inline>
+        </w:drawing>
+      </w:r>
+    </w:p>
+    <w:p>
+      <w:r>
+        <w:drawing>
+          <wp:inline distT="0" distB="0" distL="0" distR="0" wp14:anchorId="6975BFE2" wp14:editId="6E904ABF">
+            <wp:extent cx="5943600" cy="1449705"/>
+            <wp:effectExtent l="0" t="0" r="0" b="0"/>
+            <wp:docPr id="69034144" name="Picture 1" descr="A graph with different colored rectangular shapes&#10;&#10;AI-generated content may be incorrect."/>
+            <wp:cNvGraphicFramePr>
+              <a:graphicFrameLocks xmlns:a="http://schemas.openxmlformats.org/drawingml/2006/main" noChangeAspect="1"/>
+            </wp:cNvGraphicFramePr>
+            <a:graphic xmlns:a="http://schemas.openxmlformats.org/drawingml/2006/main">
+              <a:graphicData uri="http://schemas.openxmlformats.org/drawingml/2006/picture">
+                <pic:pic xmlns:pic="http://schemas.openxmlformats.org/drawingml/2006/picture">
+                  <pic:nvPicPr>
+                    <pic:cNvPr id="69034144" name="Picture 1" descr="A graph with different colored rectangular shapes&#10;&#10;AI-generated content may be incorrect."/>
+                    <pic:cNvPicPr/>
+                  </pic:nvPicPr>
+                  <pic:blipFill>
+                    <a:blip r:embed="rId22"/>
+                    <a:stretch>
+                      <a:fillRect/>
+                    </a:stretch>
+                  </pic:blipFill>
+                  <pic:spPr>
+                    <a:xfrm>
+                      <a:off x="0" y="0"/>
+                      <a:ext cx="5943600" cy="1449705"/>
+                    </a:xfrm>
+                    <a:prstGeom prst="rect">
+                      <a:avLst/>
+                    </a:prstGeom>
+                  </pic:spPr>
+                </pic:pic>
+              </a:graphicData>
+            </a:graphic>
+          </wp:inline>
+        </w:drawing>
+      </w:r>
+    </w:p>
+    <w:p>
+      <w:r>
+        <w:drawing>
+          <wp:inline distT="0" distB="0" distL="0" distR="0" wp14:anchorId="616A250F" wp14:editId="023E5295">
+            <wp:extent cx="5943600" cy="1640840"/>
+            <wp:effectExtent l="0" t="0" r="0" b="0"/>
+            <wp:docPr id="523093323" name="Picture 1" descr="A graph with blue lines&#10;&#10;AI-generated content may be incorrect."/>
+            <wp:cNvGraphicFramePr>
+              <a:graphicFrameLocks xmlns:a="http://schemas.openxmlformats.org/drawingml/2006/main" noChangeAspect="1"/>
+            </wp:cNvGraphicFramePr>
+            <a:graphic xmlns:a="http://schemas.openxmlformats.org/drawingml/2006/main">
+              <a:graphicData uri="http://schemas.openxmlformats.org/drawingml/2006/picture">
+                <pic:pic xmlns:pic="http://schemas.openxmlformats.org/drawingml/2006/picture">
+                  <pic:nvPicPr>
+                    <pic:cNvPr id="523093323" name="Picture 1" descr="A graph with blue lines&#10;&#10;AI-generated content may be incorrect."/>
+                    <pic:cNvPicPr/>
+                  </pic:nvPicPr>
+                  <pic:blipFill>
+                    <a:blip r:embed="rId23"/>
+                    <a:stretch>
+                      <a:fillRect/>
+                    </a:stretch>
+                  </pic:blipFill>
+                  <pic:spPr>
+                    <a:xfrm>
+                      <a:off x="0" y="0"/>
+                      <a:ext cx="5943600" cy="1640840"/>
+                    </a:xfrm>
+                    <a:prstGeom prst="rect">
+                      <a:avLst/>
+                    </a:prstGeom>
+                  </pic:spPr>
+                </pic:pic>
+              </a:graphicData>
+            </a:graphic>
+          </wp:inline>
+        </w:drawing>
+      </w:r>
+    </w:p>
+    <w:p>
+      <w:r>
+        <w:br w:type="page"/>
+      </w:r>
+    </w:p>
+    <w:p>
+      <w:proofErr w:type="spellStart"/>
       <w:r>
         <w:lastRenderedPageBreak/>
         <w:t>Temperatura</w:t>
       </w:r>
-    </w:p>
-    <w:p>
-      <w:r>
+      <w:proofErr w:type="spellEnd"/>
+    </w:p>
+    <w:p>
+      <w:r>
+        <w:rPr>
+          <w:noProof/>
+        </w:rPr>
         <w:drawing>
           <wp:inline distT="0" distB="0" distL="0" distR="0" wp14:anchorId="779CFAC7" wp14:editId="5035288A">
             <wp:extent cx="5943600" cy="1657350"/>
@@ -693,7 +917,7 @@
                     <pic:cNvPicPr/>
                   </pic:nvPicPr>
                   <pic:blipFill>
-                    <a:blip r:embed="rId20"/>
+                    <a:blip r:embed="rId24"/>
                     <a:stretch>
                       <a:fillRect/>
                     </a:stretch>
@@ -716,6 +940,9 @@
     </w:p>
     <w:p>
       <w:r>
+        <w:rPr>
+          <w:noProof/>
+        </w:rPr>
         <w:drawing>
           <wp:inline distT="0" distB="0" distL="0" distR="0" wp14:anchorId="32DDFEB9" wp14:editId="077E8D3E">
             <wp:extent cx="5943600" cy="1449705"/>
@@ -732,7 +959,7 @@
                     <pic:cNvPicPr/>
                   </pic:nvPicPr>
                   <pic:blipFill>
-                    <a:blip r:embed="rId21"/>
+                    <a:blip r:embed="rId25"/>
                     <a:stretch>
                       <a:fillRect/>
                     </a:stretch>
@@ -755,6 +982,9 @@
     </w:p>
     <w:p>
       <w:r>
+        <w:rPr>
+          <w:noProof/>
+        </w:rPr>
         <w:drawing>
           <wp:inline distT="0" distB="0" distL="0" distR="0" wp14:anchorId="6709E749" wp14:editId="52C5F799">
             <wp:extent cx="5943600" cy="1449705"/>
@@ -771,7 +1001,7 @@
                     <pic:cNvPicPr/>
                   </pic:nvPicPr>
                   <pic:blipFill>
-                    <a:blip r:embed="rId22"/>
+                    <a:blip r:embed="rId26"/>
                     <a:stretch>
                       <a:fillRect/>
                     </a:stretch>
@@ -794,6 +1024,9 @@
     </w:p>
     <w:p>
       <w:r>
+        <w:rPr>
+          <w:noProof/>
+        </w:rPr>
         <w:drawing>
           <wp:inline distT="0" distB="0" distL="0" distR="0" wp14:anchorId="02447026" wp14:editId="62A6E356">
             <wp:extent cx="5943600" cy="1644650"/>
@@ -810,7 +1043,7 @@
                     <pic:cNvPicPr/>
                   </pic:nvPicPr>
                   <pic:blipFill>
-                    <a:blip r:embed="rId23"/>
+                    <a:blip r:embed="rId27"/>
                     <a:stretch>
                       <a:fillRect/>
                     </a:stretch>
@@ -844,6 +1077,9 @@
     </w:p>
     <w:p>
       <w:r>
+        <w:rPr>
+          <w:noProof/>
+        </w:rPr>
         <w:drawing>
           <wp:inline distT="0" distB="0" distL="0" distR="0" wp14:anchorId="7B6C7BA1" wp14:editId="50F28A1F">
             <wp:extent cx="5943600" cy="1658620"/>
@@ -860,7 +1096,7 @@
                     <pic:cNvPicPr/>
                   </pic:nvPicPr>
                   <pic:blipFill>
-                    <a:blip r:embed="rId24"/>
+                    <a:blip r:embed="rId28"/>
                     <a:stretch>
                       <a:fillRect/>
                     </a:stretch>
@@ -883,6 +1119,9 @@
     </w:p>
     <w:p>
       <w:r>
+        <w:rPr>
+          <w:noProof/>
+        </w:rPr>
         <w:drawing>
           <wp:inline distT="0" distB="0" distL="0" distR="0" wp14:anchorId="392A3792" wp14:editId="3A169DEF">
             <wp:extent cx="5943600" cy="1449705"/>
@@ -899,7 +1138,7 @@
                     <pic:cNvPicPr/>
                   </pic:nvPicPr>
                   <pic:blipFill>
-                    <a:blip r:embed="rId25"/>
+                    <a:blip r:embed="rId29"/>
                     <a:stretch>
                       <a:fillRect/>
                     </a:stretch>
@@ -922,6 +1161,9 @@
     </w:p>
     <w:p>
       <w:r>
+        <w:rPr>
+          <w:noProof/>
+        </w:rPr>
         <w:drawing>
           <wp:inline distT="0" distB="0" distL="0" distR="0" wp14:anchorId="280549EC" wp14:editId="5DDBB421">
             <wp:extent cx="5943600" cy="1449705"/>
@@ -938,7 +1180,7 @@
                     <pic:cNvPicPr/>
                   </pic:nvPicPr>
                   <pic:blipFill>
-                    <a:blip r:embed="rId26"/>
+                    <a:blip r:embed="rId30"/>
                     <a:stretch>
                       <a:fillRect/>
                     </a:stretch>
@@ -961,6 +1203,9 @@
     </w:p>
     <w:p>
       <w:r>
+        <w:rPr>
+          <w:noProof/>
+        </w:rPr>
         <w:drawing>
           <wp:inline distT="0" distB="0" distL="0" distR="0" wp14:anchorId="3AD4C072" wp14:editId="7C27704B">
             <wp:extent cx="5943600" cy="1631950"/>
@@ -977,7 +1222,7 @@
                     <pic:cNvPicPr/>
                   </pic:nvPicPr>
                   <pic:blipFill>
-                    <a:blip r:embed="rId27"/>
+                    <a:blip r:embed="rId31"/>
                     <a:stretch>
                       <a:fillRect/>
                     </a:stretch>
@@ -1011,6 +1256,9 @@
     </w:p>
     <w:p>
       <w:r>
+        <w:rPr>
+          <w:noProof/>
+        </w:rPr>
         <w:drawing>
           <wp:inline distT="0" distB="0" distL="0" distR="0" wp14:anchorId="6A969AAE" wp14:editId="79B76B84">
             <wp:extent cx="5943600" cy="1649095"/>
@@ -1027,7 +1275,7 @@
                     <pic:cNvPicPr/>
                   </pic:nvPicPr>
                   <pic:blipFill>
-                    <a:blip r:embed="rId28"/>
+                    <a:blip r:embed="rId32"/>
                     <a:stretch>
                       <a:fillRect/>
                     </a:stretch>
@@ -1050,6 +1298,9 @@
     </w:p>
     <w:p>
       <w:r>
+        <w:rPr>
+          <w:noProof/>
+        </w:rPr>
         <w:drawing>
           <wp:inline distT="0" distB="0" distL="0" distR="0" wp14:anchorId="3C354B72" wp14:editId="3D8FA163">
             <wp:extent cx="5943600" cy="1449705"/>
@@ -1066,7 +1317,7 @@
                     <pic:cNvPicPr/>
                   </pic:nvPicPr>
                   <pic:blipFill>
-                    <a:blip r:embed="rId29"/>
+                    <a:blip r:embed="rId33"/>
                     <a:stretch>
                       <a:fillRect/>
                     </a:stretch>
@@ -1089,6 +1340,9 @@
     </w:p>
     <w:p>
       <w:r>
+        <w:rPr>
+          <w:noProof/>
+        </w:rPr>
         <w:drawing>
           <wp:inline distT="0" distB="0" distL="0" distR="0" wp14:anchorId="7B6DBDB4" wp14:editId="7F76CACF">
             <wp:extent cx="5943600" cy="1449705"/>
@@ -1105,7 +1359,7 @@
                     <pic:cNvPicPr/>
                   </pic:nvPicPr>
                   <pic:blipFill>
-                    <a:blip r:embed="rId30"/>
+                    <a:blip r:embed="rId34"/>
                     <a:stretch>
                       <a:fillRect/>
                     </a:stretch>
@@ -1128,6 +1382,9 @@
     </w:p>
     <w:p>
       <w:r>
+        <w:rPr>
+          <w:noProof/>
+        </w:rPr>
         <w:drawing>
           <wp:inline distT="0" distB="0" distL="0" distR="0" wp14:anchorId="54358EEF" wp14:editId="599F9291">
             <wp:extent cx="5943600" cy="1640840"/>
@@ -1144,7 +1401,7 @@
                     <pic:cNvPicPr/>
                   </pic:nvPicPr>
                   <pic:blipFill>
-                    <a:blip r:embed="rId31"/>
+                    <a:blip r:embed="rId35"/>
                     <a:stretch>
                       <a:fillRect/>
                     </a:stretch>
@@ -1178,6 +1435,9 @@
     </w:p>
     <w:p>
       <w:r>
+        <w:rPr>
+          <w:noProof/>
+        </w:rPr>
         <w:drawing>
           <wp:inline distT="0" distB="0" distL="0" distR="0" wp14:anchorId="66FC4388" wp14:editId="5430CA80">
             <wp:extent cx="5943600" cy="1658620"/>
@@ -1194,7 +1454,7 @@
                     <pic:cNvPicPr/>
                   </pic:nvPicPr>
                   <pic:blipFill>
-                    <a:blip r:embed="rId32"/>
+                    <a:blip r:embed="rId36"/>
                     <a:stretch>
                       <a:fillRect/>
                     </a:stretch>
@@ -1217,6 +1477,9 @@
     </w:p>
     <w:p>
       <w:r>
+        <w:rPr>
+          <w:noProof/>
+        </w:rPr>
         <w:drawing>
           <wp:inline distT="0" distB="0" distL="0" distR="0" wp14:anchorId="074E6E32" wp14:editId="65D477EB">
             <wp:extent cx="5943600" cy="1449705"/>
@@ -1233,7 +1496,7 @@
                     <pic:cNvPicPr/>
                   </pic:nvPicPr>
                   <pic:blipFill>
-                    <a:blip r:embed="rId33"/>
+                    <a:blip r:embed="rId37"/>
                     <a:stretch>
                       <a:fillRect/>
                     </a:stretch>
@@ -1256,6 +1519,9 @@
     </w:p>
     <w:p>
       <w:r>
+        <w:rPr>
+          <w:noProof/>
+        </w:rPr>
         <w:drawing>
           <wp:inline distT="0" distB="0" distL="0" distR="0" wp14:anchorId="65D6BC10" wp14:editId="4B60F5B2">
             <wp:extent cx="5943600" cy="1449705"/>
@@ -1272,7 +1538,7 @@
                     <pic:cNvPicPr/>
                   </pic:nvPicPr>
                   <pic:blipFill>
-                    <a:blip r:embed="rId34"/>
+                    <a:blip r:embed="rId38"/>
                     <a:stretch>
                       <a:fillRect/>
                     </a:stretch>
@@ -1295,6 +1561,9 @@
     </w:p>
     <w:p>
       <w:r>
+        <w:rPr>
+          <w:noProof/>
+        </w:rPr>
         <w:drawing>
           <wp:inline distT="0" distB="0" distL="0" distR="0" wp14:anchorId="3B16D9E3" wp14:editId="77E8E803">
             <wp:extent cx="5943600" cy="1640840"/>
@@ -1311,7 +1580,7 @@
                     <pic:cNvPicPr/>
                   </pic:nvPicPr>
                   <pic:blipFill>
-                    <a:blip r:embed="rId35"/>
+                    <a:blip r:embed="rId39"/>
                     <a:stretch>
                       <a:fillRect/>
                     </a:stretch>
@@ -1345,6 +1614,9 @@
     </w:p>
     <w:p>
       <w:r>
+        <w:rPr>
+          <w:noProof/>
+        </w:rPr>
         <w:drawing>
           <wp:inline distT="0" distB="0" distL="0" distR="0" wp14:anchorId="5C7533D4" wp14:editId="6271EED9">
             <wp:extent cx="5943600" cy="1649095"/>
@@ -1361,7 +1633,7 @@
                     <pic:cNvPicPr/>
                   </pic:nvPicPr>
                   <pic:blipFill>
-                    <a:blip r:embed="rId36"/>
+                    <a:blip r:embed="rId40"/>
                     <a:stretch>
                       <a:fillRect/>
                     </a:stretch>
@@ -1384,6 +1656,9 @@
     </w:p>
     <w:p>
       <w:r>
+        <w:rPr>
+          <w:noProof/>
+        </w:rPr>
         <w:drawing>
           <wp:inline distT="0" distB="0" distL="0" distR="0" wp14:anchorId="7418E8A6" wp14:editId="22A586FB">
             <wp:extent cx="5943600" cy="1449705"/>
@@ -1400,7 +1675,7 @@
                     <pic:cNvPicPr/>
                   </pic:nvPicPr>
                   <pic:blipFill>
-                    <a:blip r:embed="rId37"/>
+                    <a:blip r:embed="rId41"/>
                     <a:stretch>
                       <a:fillRect/>
                     </a:stretch>
@@ -1423,6 +1698,9 @@
     </w:p>
     <w:p>
       <w:r>
+        <w:rPr>
+          <w:noProof/>
+        </w:rPr>
         <w:drawing>
           <wp:inline distT="0" distB="0" distL="0" distR="0" wp14:anchorId="365253E0" wp14:editId="310547D4">
             <wp:extent cx="5943600" cy="1449705"/>
@@ -1439,7 +1717,7 @@
                     <pic:cNvPicPr/>
                   </pic:nvPicPr>
                   <pic:blipFill>
-                    <a:blip r:embed="rId38"/>
+                    <a:blip r:embed="rId42"/>
                     <a:stretch>
                       <a:fillRect/>
                     </a:stretch>
@@ -1462,6 +1740,9 @@
     </w:p>
     <w:p>
       <w:r>
+        <w:rPr>
+          <w:noProof/>
+        </w:rPr>
         <w:drawing>
           <wp:inline distT="0" distB="0" distL="0" distR="0" wp14:anchorId="48A7D11B" wp14:editId="2D0A6F0B">
             <wp:extent cx="5943600" cy="1640840"/>
@@ -1478,7 +1759,7 @@
                     <pic:cNvPicPr/>
                   </pic:nvPicPr>
                   <pic:blipFill>
-                    <a:blip r:embed="rId39"/>
+                    <a:blip r:embed="rId43"/>
                     <a:stretch>
                       <a:fillRect/>
                     </a:stretch>
@@ -1512,6 +1793,9 @@
     </w:p>
     <w:p>
       <w:r>
+        <w:rPr>
+          <w:noProof/>
+        </w:rPr>
         <w:drawing>
           <wp:inline distT="0" distB="0" distL="0" distR="0" wp14:anchorId="55528EA2" wp14:editId="3397AC9E">
             <wp:extent cx="5943600" cy="1658620"/>
@@ -1528,7 +1812,7 @@
                     <pic:cNvPicPr/>
                   </pic:nvPicPr>
                   <pic:blipFill>
-                    <a:blip r:embed="rId40"/>
+                    <a:blip r:embed="rId44"/>
                     <a:stretch>
                       <a:fillRect/>
                     </a:stretch>
@@ -1551,6 +1835,9 @@
     </w:p>
     <w:p>
       <w:r>
+        <w:rPr>
+          <w:noProof/>
+        </w:rPr>
         <w:drawing>
           <wp:inline distT="0" distB="0" distL="0" distR="0" wp14:anchorId="653A5A9E" wp14:editId="564EA2FA">
             <wp:extent cx="5943600" cy="1449705"/>
@@ -1567,7 +1854,7 @@
                     <pic:cNvPicPr/>
                   </pic:nvPicPr>
                   <pic:blipFill>
-                    <a:blip r:embed="rId41"/>
+                    <a:blip r:embed="rId45"/>
                     <a:stretch>
                       <a:fillRect/>
                     </a:stretch>
@@ -1590,6 +1877,9 @@
     </w:p>
     <w:p>
       <w:r>
+        <w:rPr>
+          <w:noProof/>
+        </w:rPr>
         <w:drawing>
           <wp:inline distT="0" distB="0" distL="0" distR="0" wp14:anchorId="5077B783" wp14:editId="373ECF85">
             <wp:extent cx="5943600" cy="1449705"/>
@@ -1606,7 +1896,7 @@
                     <pic:cNvPicPr/>
                   </pic:nvPicPr>
                   <pic:blipFill>
-                    <a:blip r:embed="rId42"/>
+                    <a:blip r:embed="rId46"/>
                     <a:stretch>
                       <a:fillRect/>
                     </a:stretch>
@@ -1629,6 +1919,9 @@
     </w:p>
     <w:p>
       <w:r>
+        <w:rPr>
+          <w:noProof/>
+        </w:rPr>
         <w:drawing>
           <wp:inline distT="0" distB="0" distL="0" distR="0" wp14:anchorId="7F9E5155" wp14:editId="06AE41C3">
             <wp:extent cx="5943600" cy="1631950"/>
@@ -1645,7 +1938,7 @@
                     <pic:cNvPicPr/>
                   </pic:nvPicPr>
                   <pic:blipFill>
-                    <a:blip r:embed="rId43"/>
+                    <a:blip r:embed="rId47"/>
                     <a:stretch>
                       <a:fillRect/>
                     </a:stretch>
@@ -1679,6 +1972,9 @@
     </w:p>
     <w:p>
       <w:r>
+        <w:rPr>
+          <w:noProof/>
+        </w:rPr>
         <w:drawing>
           <wp:inline distT="0" distB="0" distL="0" distR="0" wp14:anchorId="420406FF" wp14:editId="64246534">
             <wp:extent cx="5943600" cy="1653540"/>
@@ -1695,7 +1991,7 @@
                     <pic:cNvPicPr/>
                   </pic:nvPicPr>
                   <pic:blipFill>
-                    <a:blip r:embed="rId44"/>
+                    <a:blip r:embed="rId48"/>
                     <a:stretch>
                       <a:fillRect/>
                     </a:stretch>
@@ -1718,6 +2014,9 @@
     </w:p>
     <w:p>
       <w:r>
+        <w:rPr>
+          <w:noProof/>
+        </w:rPr>
         <w:drawing>
           <wp:inline distT="0" distB="0" distL="0" distR="0" wp14:anchorId="221DDA78" wp14:editId="7C190B8A">
             <wp:extent cx="5943600" cy="1449705"/>
@@ -1734,7 +2033,7 @@
                     <pic:cNvPicPr/>
                   </pic:nvPicPr>
                   <pic:blipFill>
-                    <a:blip r:embed="rId45"/>
+                    <a:blip r:embed="rId49"/>
                     <a:stretch>
                       <a:fillRect/>
                     </a:stretch>
@@ -1757,6 +2056,9 @@
     </w:p>
     <w:p>
       <w:r>
+        <w:rPr>
+          <w:noProof/>
+        </w:rPr>
         <w:drawing>
           <wp:inline distT="0" distB="0" distL="0" distR="0" wp14:anchorId="78B9D2B5" wp14:editId="576A286B">
             <wp:extent cx="5943600" cy="1449705"/>
@@ -1773,7 +2075,7 @@
                     <pic:cNvPicPr/>
                   </pic:nvPicPr>
                   <pic:blipFill>
-                    <a:blip r:embed="rId46"/>
+                    <a:blip r:embed="rId50"/>
                     <a:stretch>
                       <a:fillRect/>
                     </a:stretch>
@@ -1796,6 +2098,9 @@
     </w:p>
     <w:p>
       <w:r>
+        <w:rPr>
+          <w:noProof/>
+        </w:rPr>
         <w:drawing>
           <wp:inline distT="0" distB="0" distL="0" distR="0" wp14:anchorId="58608CC2" wp14:editId="1D0E7120">
             <wp:extent cx="5943600" cy="1640840"/>
@@ -1812,7 +2117,7 @@
                     <pic:cNvPicPr/>
                   </pic:nvPicPr>
                   <pic:blipFill>
-                    <a:blip r:embed="rId47"/>
+                    <a:blip r:embed="rId51"/>
                     <a:stretch>
                       <a:fillRect/>
                     </a:stretch>
@@ -1846,6 +2151,9 @@
     </w:p>
     <w:p>
       <w:r>
+        <w:rPr>
+          <w:noProof/>
+        </w:rPr>
         <w:drawing>
           <wp:inline distT="0" distB="0" distL="0" distR="0" wp14:anchorId="3BE8C764" wp14:editId="1BFAD49A">
             <wp:extent cx="5943600" cy="1666875"/>
@@ -1862,7 +2170,7 @@
                     <pic:cNvPicPr/>
                   </pic:nvPicPr>
                   <pic:blipFill>
-                    <a:blip r:embed="rId48"/>
+                    <a:blip r:embed="rId52"/>
                     <a:stretch>
                       <a:fillRect/>
                     </a:stretch>
@@ -1885,6 +2193,9 @@
     </w:p>
     <w:p>
       <w:r>
+        <w:rPr>
+          <w:noProof/>
+        </w:rPr>
         <w:drawing>
           <wp:inline distT="0" distB="0" distL="0" distR="0" wp14:anchorId="432B70E6" wp14:editId="49409BD1">
             <wp:extent cx="5943600" cy="1449705"/>
@@ -1901,7 +2212,7 @@
                     <pic:cNvPicPr/>
                   </pic:nvPicPr>
                   <pic:blipFill>
-                    <a:blip r:embed="rId49"/>
+                    <a:blip r:embed="rId53"/>
                     <a:stretch>
                       <a:fillRect/>
                     </a:stretch>
@@ -1924,6 +2235,9 @@
     </w:p>
     <w:p>
       <w:r>
+        <w:rPr>
+          <w:noProof/>
+        </w:rPr>
         <w:drawing>
           <wp:inline distT="0" distB="0" distL="0" distR="0" wp14:anchorId="37120193" wp14:editId="4DDBD1FA">
             <wp:extent cx="5943600" cy="1449705"/>
@@ -1940,7 +2254,7 @@
                     <pic:cNvPicPr/>
                   </pic:nvPicPr>
                   <pic:blipFill>
-                    <a:blip r:embed="rId50"/>
+                    <a:blip r:embed="rId54"/>
                     <a:stretch>
                       <a:fillRect/>
                     </a:stretch>
@@ -1963,6 +2277,9 @@
     </w:p>
     <w:p>
       <w:r>
+        <w:rPr>
+          <w:noProof/>
+        </w:rPr>
         <w:drawing>
           <wp:inline distT="0" distB="0" distL="0" distR="0" wp14:anchorId="11D61BDC" wp14:editId="73F30986">
             <wp:extent cx="5943600" cy="1631950"/>
@@ -1979,7 +2296,7 @@
                     <pic:cNvPicPr/>
                   </pic:nvPicPr>
                   <pic:blipFill>
-                    <a:blip r:embed="rId51"/>
+                    <a:blip r:embed="rId55"/>
                     <a:stretch>
                       <a:fillRect/>
                     </a:stretch>
@@ -2013,6 +2330,9 @@
     </w:p>
     <w:p>
       <w:r>
+        <w:rPr>
+          <w:noProof/>
+        </w:rPr>
         <w:drawing>
           <wp:inline distT="0" distB="0" distL="0" distR="0" wp14:anchorId="7047FAC1" wp14:editId="6B1094F5">
             <wp:extent cx="5943600" cy="1676400"/>
@@ -2029,7 +2349,7 @@
                     <pic:cNvPicPr/>
                   </pic:nvPicPr>
                   <pic:blipFill>
-                    <a:blip r:embed="rId52"/>
+                    <a:blip r:embed="rId56"/>
                     <a:stretch>
                       <a:fillRect/>
                     </a:stretch>
@@ -2052,6 +2372,9 @@
     </w:p>
     <w:p>
       <w:r>
+        <w:rPr>
+          <w:noProof/>
+        </w:rPr>
         <w:drawing>
           <wp:inline distT="0" distB="0" distL="0" distR="0" wp14:anchorId="0811B4CF" wp14:editId="2570AA59">
             <wp:extent cx="5943600" cy="1449705"/>
@@ -2068,7 +2391,7 @@
                     <pic:cNvPicPr/>
                   </pic:nvPicPr>
                   <pic:blipFill>
-                    <a:blip r:embed="rId53"/>
+                    <a:blip r:embed="rId57"/>
                     <a:stretch>
                       <a:fillRect/>
                     </a:stretch>
@@ -2091,6 +2414,9 @@
     </w:p>
     <w:p>
       <w:r>
+        <w:rPr>
+          <w:noProof/>
+        </w:rPr>
         <w:drawing>
           <wp:inline distT="0" distB="0" distL="0" distR="0" wp14:anchorId="6E70C381" wp14:editId="371DB8D6">
             <wp:extent cx="5943600" cy="1449705"/>
@@ -2107,7 +2433,7 @@
                     <pic:cNvPicPr/>
                   </pic:nvPicPr>
                   <pic:blipFill>
-                    <a:blip r:embed="rId54"/>
+                    <a:blip r:embed="rId58"/>
                     <a:stretch>
                       <a:fillRect/>
                     </a:stretch>
@@ -2130,6 +2456,9 @@
     </w:p>
     <w:p>
       <w:r>
+        <w:rPr>
+          <w:noProof/>
+        </w:rPr>
         <w:drawing>
           <wp:inline distT="0" distB="0" distL="0" distR="0" wp14:anchorId="31D6DB23" wp14:editId="6866AD67">
             <wp:extent cx="5943600" cy="1640840"/>
@@ -2146,7 +2475,7 @@
                     <pic:cNvPicPr/>
                   </pic:nvPicPr>
                   <pic:blipFill>
-                    <a:blip r:embed="rId55"/>
+                    <a:blip r:embed="rId59"/>
                     <a:stretch>
                       <a:fillRect/>
                     </a:stretch>
@@ -2180,6 +2509,9 @@
     </w:p>
     <w:p>
       <w:r>
+        <w:rPr>
+          <w:noProof/>
+        </w:rPr>
         <w:drawing>
           <wp:inline distT="0" distB="0" distL="0" distR="0" wp14:anchorId="09C2C9A7" wp14:editId="20A63429">
             <wp:extent cx="5943600" cy="1653540"/>
@@ -2196,7 +2528,7 @@
                     <pic:cNvPicPr/>
                   </pic:nvPicPr>
                   <pic:blipFill>
-                    <a:blip r:embed="rId56"/>
+                    <a:blip r:embed="rId60"/>
                     <a:stretch>
                       <a:fillRect/>
                     </a:stretch>
@@ -2230,6 +2562,9 @@
     </w:p>
     <w:p>
       <w:r>
+        <w:rPr>
+          <w:noProof/>
+        </w:rPr>
         <w:drawing>
           <wp:inline distT="0" distB="0" distL="0" distR="0" wp14:anchorId="0FFC1F75" wp14:editId="60D17B26">
             <wp:extent cx="5943600" cy="1645285"/>
@@ -2246,7 +2581,7 @@
                     <pic:cNvPicPr/>
                   </pic:nvPicPr>
                   <pic:blipFill>
-                    <a:blip r:embed="rId57"/>
+                    <a:blip r:embed="rId61"/>
                     <a:stretch>
                       <a:fillRect/>
                     </a:stretch>
@@ -2269,6 +2604,9 @@
     </w:p>
     <w:p>
       <w:r>
+        <w:rPr>
+          <w:noProof/>
+        </w:rPr>
         <w:drawing>
           <wp:inline distT="0" distB="0" distL="0" distR="0" wp14:anchorId="738771CD" wp14:editId="6402B6BC">
             <wp:extent cx="5943600" cy="1449705"/>
@@ -2285,7 +2623,7 @@
                     <pic:cNvPicPr/>
                   </pic:nvPicPr>
                   <pic:blipFill>
-                    <a:blip r:embed="rId58"/>
+                    <a:blip r:embed="rId62"/>
                     <a:stretch>
                       <a:fillRect/>
                     </a:stretch>
@@ -2308,6 +2646,9 @@
     </w:p>
     <w:p>
       <w:r>
+        <w:rPr>
+          <w:noProof/>
+        </w:rPr>
         <w:drawing>
           <wp:inline distT="0" distB="0" distL="0" distR="0" wp14:anchorId="787010A5" wp14:editId="61C40485">
             <wp:extent cx="5943600" cy="1449705"/>
@@ -2324,7 +2665,7 @@
                     <pic:cNvPicPr/>
                   </pic:nvPicPr>
                   <pic:blipFill>
-                    <a:blip r:embed="rId59"/>
+                    <a:blip r:embed="rId63"/>
                     <a:stretch>
                       <a:fillRect/>
                     </a:stretch>
@@ -2347,6 +2688,9 @@
     </w:p>
     <w:p>
       <w:r>
+        <w:rPr>
+          <w:noProof/>
+        </w:rPr>
         <w:drawing>
           <wp:inline distT="0" distB="0" distL="0" distR="0" wp14:anchorId="18736FE3" wp14:editId="6BE5205B">
             <wp:extent cx="5943600" cy="1640840"/>
@@ -2363,7 +2707,7 @@
                     <pic:cNvPicPr/>
                   </pic:nvPicPr>
                   <pic:blipFill>
-                    <a:blip r:embed="rId60"/>
+                    <a:blip r:embed="rId64"/>
                     <a:stretch>
                       <a:fillRect/>
                     </a:stretch>
@@ -2384,6 +2728,7 @@
         </w:drawing>
       </w:r>
     </w:p>
+    <w:p/>
     <w:sectPr>
       <w:pgSz w:w="12240" w:h="15840"/>
       <w:pgMar w:top="1440" w:right="1440" w:bottom="1440" w:left="1440" w:header="708" w:footer="708" w:gutter="0"/>
@@ -2997,7 +3342,6 @@
   <w:style w:type="character" w:default="1" w:styleId="DefaultParagraphFont">
     <w:name w:val="Default Paragraph Font"/>
     <w:uiPriority w:val="1"/>
-    <w:semiHidden/>
     <w:unhideWhenUsed/>
   </w:style>
   <w:style w:type="table" w:default="1" w:styleId="TableNormal">
